--- a/Especializacion/Evaluaciones/2026-2/Fichas de evaluacion/07 - G-007 - Diagnostico de madurez digital en pymes/2 - Hoja de respuestas.docx
+++ b/Especializacion/Evaluaciones/2026-2/Fichas de evaluacion/07 - G-007 - Diagnostico de madurez digital en pymes/2 - Hoja de respuestas.docx
@@ -250,7 +250,7 @@
           <w:color w:val="2B2B2B"/>
           <w:sz w:val="22"/>
         </w:rPr>
-        <w:t xml:space="preserve"> ________________________</w:t>
+        <w:t xml:space="preserve"> _________________</w:t>
       </w:r>
     </w:p>
     <w:p>
@@ -284,7 +284,7 @@
           <w:color w:val="2B2B2B"/>
           <w:sz w:val="22"/>
         </w:rPr>
-        <w:t>Sonia Patricia Salamanca Avella: ______________________________________________________</w:t>
+        <w:t>Sonia Patricia Salamanca Avella: ________________________________________________________</w:t>
       </w:r>
     </w:p>
     <w:p>
@@ -298,7 +298,7 @@
           <w:color w:val="2B2B2B"/>
           <w:sz w:val="22"/>
         </w:rPr>
-        <w:t>Jhon (Jairo) Castro Oviedo: ______________________________________________________</w:t>
+        <w:t>Jhon (Jairo) Castro Oviedo: _____________________________________________________________</w:t>
       </w:r>
     </w:p>
     <w:p>
@@ -328,327 +328,9 @@
           <w:color w:val="007433"/>
           <w:sz w:val="32"/>
         </w:rPr>
-        <w:t>A · MIENTRAS EXPONEN — marcar, no redactar</w:t>
+        <w:t>A · MIENTRAS EXPONEN — marcar ✓ ~ ✗ y escribir en la línea</w:t>
       </w:r>
     </w:p>
-    <w:tbl>
-      <w:tblPr>
-        <w:tblStyle w:val="TableGrid"/>
-        <w:tblW w:type="auto" w:w="0"/>
-        <w:tblLook w:firstColumn="1" w:firstRow="1" w:lastColumn="0" w:lastRow="0" w:noHBand="0" w:noVBand="1" w:val="04A0"/>
-      </w:tblPr>
-      <w:tblGrid>
-        <w:gridCol w:w="3264"/>
-        <w:gridCol w:w="3264"/>
-        <w:gridCol w:w="3264"/>
-      </w:tblGrid>
-      <w:tr>
-        <w:tc>
-          <w:tcPr>
-            <w:tcW w:type="dxa" w:w="3264"/>
-            <w:shd w:val="clear" w:fill="0C2340"/>
-            <w:shd w:val="clear" w:fill="0C2340"/>
-          </w:tcPr>
-          <w:p>
-            <w:r>
-              <w:rPr>
-                <w:rFonts w:ascii="Calibri" w:hAnsi="Calibri"/>
-                <w:b/>
-                <w:color w:val="FFFFFF"/>
-              </w:rPr>
-            </w:r>
-            <w:r>
-              <w:rPr>
-                <w:rFonts w:ascii="Calibri" w:hAnsi="Calibri"/>
-                <w:b/>
-                <w:color w:val="FFFFFF"/>
-                <w:sz w:val="21"/>
-              </w:rPr>
-              <w:t>Bloque (min esperados)</w:t>
-            </w:r>
-          </w:p>
-        </w:tc>
-        <w:tc>
-          <w:tcPr>
-            <w:tcW w:type="dxa" w:w="3264"/>
-            <w:shd w:val="clear" w:fill="0C2340"/>
-            <w:shd w:val="clear" w:fill="0C2340"/>
-          </w:tcPr>
-          <w:p>
-            <w:r>
-              <w:rPr>
-                <w:rFonts w:ascii="Calibri" w:hAnsi="Calibri"/>
-                <w:b/>
-                <w:color w:val="FFFFFF"/>
-              </w:rPr>
-            </w:r>
-            <w:r>
-              <w:rPr>
-                <w:rFonts w:ascii="Calibri" w:hAnsi="Calibri"/>
-                <w:b/>
-                <w:color w:val="FFFFFF"/>
-                <w:sz w:val="21"/>
-              </w:rPr>
-              <w:t>✓ ~ ✗</w:t>
-            </w:r>
-          </w:p>
-        </w:tc>
-        <w:tc>
-          <w:tcPr>
-            <w:tcW w:type="dxa" w:w="3264"/>
-            <w:shd w:val="clear" w:fill="0C2340"/>
-            <w:shd w:val="clear" w:fill="0C2340"/>
-          </w:tcPr>
-          <w:p>
-            <w:r>
-              <w:rPr>
-                <w:rFonts w:ascii="Calibri" w:hAnsi="Calibri"/>
-                <w:b/>
-                <w:color w:val="FFFFFF"/>
-              </w:rPr>
-            </w:r>
-            <w:r>
-              <w:rPr>
-                <w:rFonts w:ascii="Calibri" w:hAnsi="Calibri"/>
-                <w:b/>
-                <w:color w:val="FFFFFF"/>
-                <w:sz w:val="21"/>
-              </w:rPr>
-              <w:t>Una línea</w:t>
-            </w:r>
-          </w:p>
-        </w:tc>
-      </w:tr>
-      <w:tr>
-        <w:tc>
-          <w:tcPr>
-            <w:tcW w:type="dxa" w:w="3264"/>
-          </w:tcPr>
-          <w:p>
-            <w:r/>
-            <w:r>
-              <w:rPr>
-                <w:rFonts w:ascii="Calibri" w:hAnsi="Calibri"/>
-                <w:b w:val="0"/>
-                <w:color w:val="2B2B2B"/>
-                <w:sz w:val="20"/>
-              </w:rPr>
-              <w:t>Problema y pregunta (2 min)</w:t>
-            </w:r>
-          </w:p>
-        </w:tc>
-        <w:tc>
-          <w:tcPr>
-            <w:tcW w:type="dxa" w:w="3264"/>
-          </w:tcPr>
-          <w:p>
-            <w:r/>
-          </w:p>
-        </w:tc>
-        <w:tc>
-          <w:tcPr>
-            <w:tcW w:type="dxa" w:w="3264"/>
-          </w:tcPr>
-          <w:p>
-            <w:r/>
-          </w:p>
-        </w:tc>
-      </w:tr>
-      <w:tr>
-        <w:tc>
-          <w:tcPr>
-            <w:tcW w:type="dxa" w:w="3264"/>
-            <w:shd w:val="clear" w:fill="F5F7F5"/>
-            <w:shd w:val="clear" w:fill="F5F7F5"/>
-          </w:tcPr>
-          <w:p>
-            <w:r/>
-            <w:r>
-              <w:rPr>
-                <w:rFonts w:ascii="Calibri" w:hAnsi="Calibri"/>
-                <w:b w:val="0"/>
-                <w:color w:val="2B2B2B"/>
-                <w:sz w:val="20"/>
-              </w:rPr>
-              <w:t>Objetivos (1 min)</w:t>
-            </w:r>
-          </w:p>
-        </w:tc>
-        <w:tc>
-          <w:tcPr>
-            <w:tcW w:type="dxa" w:w="3264"/>
-            <w:shd w:val="clear" w:fill="F5F7F5"/>
-            <w:shd w:val="clear" w:fill="F5F7F5"/>
-          </w:tcPr>
-          <w:p>
-            <w:r/>
-          </w:p>
-        </w:tc>
-        <w:tc>
-          <w:tcPr>
-            <w:tcW w:type="dxa" w:w="3264"/>
-            <w:shd w:val="clear" w:fill="F5F7F5"/>
-            <w:shd w:val="clear" w:fill="F5F7F5"/>
-          </w:tcPr>
-          <w:p>
-            <w:r/>
-          </w:p>
-        </w:tc>
-      </w:tr>
-      <w:tr>
-        <w:tc>
-          <w:tcPr>
-            <w:tcW w:type="dxa" w:w="3264"/>
-          </w:tcPr>
-          <w:p>
-            <w:r/>
-            <w:r>
-              <w:rPr>
-                <w:rFonts w:ascii="Calibri" w:hAnsi="Calibri"/>
-                <w:b w:val="0"/>
-                <w:color w:val="2B2B2B"/>
-                <w:sz w:val="20"/>
-              </w:rPr>
-              <w:t>Método (2-3 min)</w:t>
-            </w:r>
-          </w:p>
-        </w:tc>
-        <w:tc>
-          <w:tcPr>
-            <w:tcW w:type="dxa" w:w="3264"/>
-          </w:tcPr>
-          <w:p>
-            <w:r/>
-          </w:p>
-        </w:tc>
-        <w:tc>
-          <w:tcPr>
-            <w:tcW w:type="dxa" w:w="3264"/>
-          </w:tcPr>
-          <w:p>
-            <w:r/>
-          </w:p>
-        </w:tc>
-      </w:tr>
-      <w:tr>
-        <w:tc>
-          <w:tcPr>
-            <w:tcW w:type="dxa" w:w="3264"/>
-            <w:shd w:val="clear" w:fill="F5F7F5"/>
-            <w:shd w:val="clear" w:fill="F5F7F5"/>
-          </w:tcPr>
-          <w:p>
-            <w:r/>
-            <w:r>
-              <w:rPr>
-                <w:rFonts w:ascii="Calibri" w:hAnsi="Calibri"/>
-                <w:b w:val="0"/>
-                <w:color w:val="2B2B2B"/>
-                <w:sz w:val="20"/>
-              </w:rPr>
-              <w:t>Resultados (3 min)</w:t>
-            </w:r>
-          </w:p>
-        </w:tc>
-        <w:tc>
-          <w:tcPr>
-            <w:tcW w:type="dxa" w:w="3264"/>
-            <w:shd w:val="clear" w:fill="F5F7F5"/>
-            <w:shd w:val="clear" w:fill="F5F7F5"/>
-          </w:tcPr>
-          <w:p>
-            <w:r/>
-          </w:p>
-        </w:tc>
-        <w:tc>
-          <w:tcPr>
-            <w:tcW w:type="dxa" w:w="3264"/>
-            <w:shd w:val="clear" w:fill="F5F7F5"/>
-            <w:shd w:val="clear" w:fill="F5F7F5"/>
-          </w:tcPr>
-          <w:p>
-            <w:r/>
-          </w:p>
-        </w:tc>
-      </w:tr>
-      <w:tr>
-        <w:tc>
-          <w:tcPr>
-            <w:tcW w:type="dxa" w:w="3264"/>
-          </w:tcPr>
-          <w:p>
-            <w:r/>
-            <w:r>
-              <w:rPr>
-                <w:rFonts w:ascii="Calibri" w:hAnsi="Calibri"/>
-                <w:b w:val="0"/>
-                <w:color w:val="2B2B2B"/>
-                <w:sz w:val="20"/>
-              </w:rPr>
-              <w:t>Discusión y conclusión (2-3 min)</w:t>
-            </w:r>
-          </w:p>
-        </w:tc>
-        <w:tc>
-          <w:tcPr>
-            <w:tcW w:type="dxa" w:w="3264"/>
-          </w:tcPr>
-          <w:p>
-            <w:r/>
-          </w:p>
-        </w:tc>
-        <w:tc>
-          <w:tcPr>
-            <w:tcW w:type="dxa" w:w="3264"/>
-          </w:tcPr>
-          <w:p>
-            <w:r/>
-          </w:p>
-        </w:tc>
-      </w:tr>
-      <w:tr>
-        <w:tc>
-          <w:tcPr>
-            <w:tcW w:type="dxa" w:w="3264"/>
-            <w:shd w:val="clear" w:fill="F5F7F5"/>
-            <w:shd w:val="clear" w:fill="F5F7F5"/>
-          </w:tcPr>
-          <w:p>
-            <w:r/>
-            <w:r>
-              <w:rPr>
-                <w:rFonts w:ascii="Calibri" w:hAnsi="Calibri"/>
-                <w:b w:val="0"/>
-                <w:color w:val="2B2B2B"/>
-                <w:sz w:val="20"/>
-              </w:rPr>
-              <w:t>Aporte y cierre (1 min)</w:t>
-            </w:r>
-          </w:p>
-        </w:tc>
-        <w:tc>
-          <w:tcPr>
-            <w:tcW w:type="dxa" w:w="3264"/>
-            <w:shd w:val="clear" w:fill="F5F7F5"/>
-            <w:shd w:val="clear" w:fill="F5F7F5"/>
-          </w:tcPr>
-          <w:p>
-            <w:r/>
-          </w:p>
-        </w:tc>
-        <w:tc>
-          <w:tcPr>
-            <w:tcW w:type="dxa" w:w="3264"/>
-            <w:shd w:val="clear" w:fill="F5F7F5"/>
-            <w:shd w:val="clear" w:fill="F5F7F5"/>
-          </w:tcPr>
-          <w:p>
-            <w:r/>
-          </w:p>
-        </w:tc>
-      </w:tr>
-    </w:tbl>
-    <w:p/>
     <w:p>
       <w:r>
         <w:rPr>
@@ -711,6 +393,202 @@
       </w:r>
     </w:p>
     <w:p>
+      <w:r>
+        <w:rPr>
+          <w:rFonts w:ascii="Calibri" w:hAnsi="Calibri"/>
+          <w:b/>
+          <w:color w:val="2B2B2B"/>
+          <w:sz w:val="22"/>
+        </w:rPr>
+        <w:t>Problema y pregunta (2 min)</w:t>
+      </w:r>
+      <w:r>
+        <w:rPr>
+          <w:rFonts w:ascii="Calibri" w:hAnsi="Calibri"/>
+          <w:b w:val="0"/>
+          <w:color w:val="2B2B2B"/>
+          <w:sz w:val="22"/>
+        </w:rPr>
+        <w:t xml:space="preserve"> ✓ ~ ✗ · __________________________________________________________</w:t>
+      </w:r>
+    </w:p>
+    <w:p>
+      <w:r>
+        <w:rPr>
+          <w:rFonts w:ascii="Calibri" w:hAnsi="Calibri"/>
+          <w:b/>
+          <w:color w:val="2B2B2B"/>
+          <w:sz w:val="22"/>
+        </w:rPr>
+        <w:t>Objetivos (1 min)</w:t>
+      </w:r>
+      <w:r>
+        <w:rPr>
+          <w:rFonts w:ascii="Calibri" w:hAnsi="Calibri"/>
+          <w:b w:val="0"/>
+          <w:color w:val="2B2B2B"/>
+          <w:sz w:val="22"/>
+        </w:rPr>
+        <w:t xml:space="preserve"> ✓ ~ ✗ · ___________________________________________________________________</w:t>
+      </w:r>
+    </w:p>
+    <w:p>
+      <w:r>
+        <w:rPr>
+          <w:rFonts w:ascii="Calibri" w:hAnsi="Calibri"/>
+          <w:b/>
+          <w:color w:val="2B2B2B"/>
+          <w:sz w:val="22"/>
+        </w:rPr>
+        <w:t>Método (2-3 min)</w:t>
+      </w:r>
+      <w:r>
+        <w:rPr>
+          <w:rFonts w:ascii="Calibri" w:hAnsi="Calibri"/>
+          <w:b w:val="0"/>
+          <w:color w:val="2B2B2B"/>
+          <w:sz w:val="22"/>
+        </w:rPr>
+        <w:t xml:space="preserve"> ✓ ~ ✗ · ___________________________________________________________________</w:t>
+      </w:r>
+    </w:p>
+    <w:p>
+      <w:r>
+        <w:rPr>
+          <w:rFonts w:ascii="Calibri" w:hAnsi="Calibri"/>
+          <w:b/>
+          <w:color w:val="2B2B2B"/>
+          <w:sz w:val="22"/>
+        </w:rPr>
+        <w:t>Resultados (3 min)</w:t>
+      </w:r>
+      <w:r>
+        <w:rPr>
+          <w:rFonts w:ascii="Calibri" w:hAnsi="Calibri"/>
+          <w:b w:val="0"/>
+          <w:color w:val="2B2B2B"/>
+          <w:sz w:val="22"/>
+        </w:rPr>
+        <w:t xml:space="preserve"> ✓ ~ ✗ · __________________________________________________________________</w:t>
+      </w:r>
+    </w:p>
+    <w:p>
+      <w:r>
+        <w:rPr>
+          <w:rFonts w:ascii="Calibri" w:hAnsi="Calibri"/>
+          <w:b/>
+          <w:color w:val="2B2B2B"/>
+          <w:sz w:val="22"/>
+        </w:rPr>
+        <w:t>Discusión y conclusión (2-3 min)</w:t>
+      </w:r>
+      <w:r>
+        <w:rPr>
+          <w:rFonts w:ascii="Calibri" w:hAnsi="Calibri"/>
+          <w:b w:val="0"/>
+          <w:color w:val="2B2B2B"/>
+          <w:sz w:val="22"/>
+        </w:rPr>
+        <w:t xml:space="preserve"> ✓ ~ ✗ · _______________________________________________________</w:t>
+      </w:r>
+    </w:p>
+    <w:p>
+      <w:r>
+        <w:rPr>
+          <w:rFonts w:ascii="Calibri" w:hAnsi="Calibri"/>
+          <w:b/>
+          <w:color w:val="2B2B2B"/>
+          <w:sz w:val="22"/>
+        </w:rPr>
+        <w:t>Aporte y cierre (1 min)</w:t>
+      </w:r>
+      <w:r>
+        <w:rPr>
+          <w:rFonts w:ascii="Calibri" w:hAnsi="Calibri"/>
+          <w:b w:val="0"/>
+          <w:color w:val="2B2B2B"/>
+          <w:sz w:val="22"/>
+        </w:rPr>
+        <w:t xml:space="preserve"> ✓ ~ ✗ · _______________________________________________________________</w:t>
+      </w:r>
+    </w:p>
+    <w:p>
+      <w:r>
+        <w:rPr>
+          <w:rFonts w:ascii="Calibri" w:hAnsi="Calibri"/>
+          <w:b/>
+          <w:color w:val="2B2B2B"/>
+          <w:sz w:val="22"/>
+        </w:rPr>
+        <w:t>REQUISITOS PARA 4,6+ — marcarlos aquí, cuando ocurran</w:t>
+      </w:r>
+      <w:r>
+        <w:rPr>
+          <w:rFonts w:ascii="Calibri" w:hAnsi="Calibri"/>
+          <w:b w:val="0"/>
+          <w:color w:val="2B2B2B"/>
+          <w:sz w:val="22"/>
+        </w:rPr>
+        <w:t xml:space="preserve"> (§7 de la ficha; se cumplen durante la exposición, no al final)</w:t>
+      </w:r>
+    </w:p>
+    <w:p>
+      <w:pPr>
+        <w:pStyle w:val="ListBullet"/>
+      </w:pPr>
+      <w:r>
+        <w:rPr>
+          <w:rFonts w:ascii="Calibri" w:hAnsi="Calibri"/>
+          <w:b w:val="0"/>
+          <w:color w:val="2B2B2B"/>
+          <w:sz w:val="22"/>
+        </w:rPr>
+        <w:t>[ ] El coeficiente con su prueba y su n</w:t>
+      </w:r>
+    </w:p>
+    <w:p>
+      <w:pPr>
+        <w:pStyle w:val="ListBullet"/>
+      </w:pPr>
+      <w:r>
+        <w:rPr>
+          <w:rFonts w:ascii="Calibri" w:hAnsi="Calibri"/>
+          <w:b w:val="0"/>
+          <w:color w:val="2B2B2B"/>
+          <w:sz w:val="22"/>
+        </w:rPr>
+        <w:t>[ ] La fórmula del índice de competitividad, dicha como proxy si lo es</w:t>
+      </w:r>
+    </w:p>
+    <w:p>
+      <w:pPr>
+        <w:pStyle w:val="ListBullet"/>
+      </w:pPr>
+      <w:r>
+        <w:rPr>
+          <w:rFonts w:ascii="Calibri" w:hAnsi="Calibri"/>
+          <w:b w:val="0"/>
+          <w:color w:val="2B2B2B"/>
+          <w:sz w:val="22"/>
+        </w:rPr>
+        <w:t>[ ] Por qué hay dos distribuciones y cuál rige el modelo</w:t>
+      </w:r>
+    </w:p>
+    <w:p>
+      <w:pPr>
+        <w:pStyle w:val="ListBullet"/>
+      </w:pPr>
+      <w:r>
+        <w:rPr>
+          <w:rFonts w:ascii="Calibri" w:hAnsi="Calibri"/>
+          <w:b w:val="0"/>
+          <w:color w:val="2B2B2B"/>
+          <w:sz w:val="22"/>
+        </w:rPr>
+        <w:t>[ ] El aplicativo calculando un caso en vivo</w:t>
+      </w:r>
+    </w:p>
+    <w:p>
       <w:pPr>
         <w:spacing w:before="200" w:after="60"/>
       </w:pPr>
@@ -726,16 +604,18 @@
     </w:p>
     <w:p>
       <w:pPr>
-        <w:pStyle w:val="ListBullet"/>
+        <w:ind w:left="432"/>
+        <w:shd w:val="clear" w:fill="E8F5EC"/>
       </w:pPr>
       <w:r>
         <w:rPr>
           <w:rFonts w:ascii="Calibri" w:hAnsi="Calibri"/>
           <w:b w:val="0"/>
+          <w:i/>
           <w:color w:val="2B2B2B"/>
-          <w:sz w:val="22"/>
+          <w:sz w:val="21"/>
         </w:rPr>
-        <w:t>[ ] Si mostraron el aplicativo funcionando en vivo → pedir que calculen un caso nuevo</w:t>
+        <w:t>Lo que va entre « » se lee tal cual. La página en negrita es la que sostiene la pregunta: si la respuesta la contradice, se anota abajo con esa página.</w:t>
       </w:r>
     </w:p>
     <w:p>
@@ -749,7 +629,53 @@
           <w:color w:val="2B2B2B"/>
           <w:sz w:val="22"/>
         </w:rPr>
-        <w:t>[ ] Si NO lo mostraron y solo pasaron capturas → pedir qué está implementado y qué es maqueta</w:t>
+        <w:t xml:space="preserve">[ ] Si mostraron el aplicativo funcionando en vivo → pedir que calculen un caso nuevo  </w:t>
+      </w:r>
+      <w:r>
+        <w:rPr>
+          <w:rFonts w:ascii="Calibri" w:hAnsi="Calibri"/>
+          <w:b/>
+          <w:color w:val="2B2B2B"/>
+          <w:sz w:val="22"/>
+        </w:rPr>
+        <w:t>(p. 61)</w:t>
+      </w:r>
+    </w:p>
+    <w:p>
+      <w:pPr>
+        <w:pStyle w:val="ListBullet"/>
+      </w:pPr>
+      <w:r>
+        <w:rPr>
+          <w:rFonts w:ascii="Calibri" w:hAnsi="Calibri"/>
+          <w:b w:val="0"/>
+          <w:color w:val="2B2B2B"/>
+          <w:sz w:val="22"/>
+        </w:rPr>
+        <w:t xml:space="preserve">[ ] Si NO lo mostraron y solo pasaron capturas → pedir qué está implementado y qué es maqueta  </w:t>
+      </w:r>
+      <w:r>
+        <w:rPr>
+          <w:rFonts w:ascii="Calibri" w:hAnsi="Calibri"/>
+          <w:b/>
+          <w:color w:val="2B2B2B"/>
+          <w:sz w:val="22"/>
+        </w:rPr>
+        <w:t>(p. 89)</w:t>
+      </w:r>
+    </w:p>
+    <w:p>
+      <w:pPr>
+        <w:pStyle w:val="ListBullet2"/>
+      </w:pPr>
+      <w:r>
+        <w:rPr>
+          <w:rFonts w:ascii="Calibri" w:hAnsi="Calibri"/>
+          <w:b w:val="0"/>
+          <w:color w:val="2B2B2B"/>
+          <w:sz w:val="22"/>
+        </w:rPr>
+        <w:t>Preguntar así: «¿está desplegado? ¿Qué parte del flujo —registro, autoevaluación, cálculo, dashboard, reporte personalizado— está implementada y qué parte es diseño?»</w:t>
       </w:r>
     </w:p>
     <w:p>
@@ -777,7 +703,16 @@
           <w:color w:val="2B2B2B"/>
           <w:sz w:val="22"/>
         </w:rPr>
-        <w:t>[ ] Si dijeron «validamos el instrumento con expertos» → pedir cuántos, quiénes y con qué método</w:t>
+        <w:t xml:space="preserve">[ ] Si dijeron «validamos el instrumento con expertos» → pedir cuántos, quiénes y con qué método  </w:t>
+      </w:r>
+      <w:r>
+        <w:rPr>
+          <w:rFonts w:ascii="Calibri" w:hAnsi="Calibri"/>
+          <w:b/>
+          <w:color w:val="2B2B2B"/>
+          <w:sz w:val="22"/>
+        </w:rPr>
+        <w:t>(p. 37)</w:t>
       </w:r>
     </w:p>
     <w:p>
@@ -791,7 +726,16 @@
           <w:color w:val="2B2B2B"/>
           <w:sz w:val="22"/>
         </w:rPr>
-        <w:t>[ ] Si presentaron la distribución 12/10/8 sin mencionar la tabla 10 → P3, directa</w:t>
+        <w:t xml:space="preserve">[ ] Si presentaron la distribución 12/10/8 sin mencionar la tabla 10 → P3, directa  </w:t>
+      </w:r>
+      <w:r>
+        <w:rPr>
+          <w:rFonts w:ascii="Calibri" w:hAnsi="Calibri"/>
+          <w:b/>
+          <w:color w:val="2B2B2B"/>
+          <w:sz w:val="22"/>
+        </w:rPr>
+        <w:t>(p. 80)</w:t>
       </w:r>
     </w:p>
     <w:p>
@@ -805,7 +749,16 @@
           <w:color w:val="2B2B2B"/>
           <w:sz w:val="22"/>
         </w:rPr>
-        <w:t>[ ] Si generalizan las conclusiones a «las pymes de Bogotá» → pedir el marco de muestreo de las 30</w:t>
+        <w:t xml:space="preserve">[ ] Si generalizan las conclusiones a «las pymes de Bogotá» → pedir el marco de muestreo de las 30  </w:t>
+      </w:r>
+      <w:r>
+        <w:rPr>
+          <w:rFonts w:ascii="Calibri" w:hAnsi="Calibri"/>
+          <w:b/>
+          <w:color w:val="2B2B2B"/>
+          <w:sz w:val="22"/>
+        </w:rPr>
+        <w:t>(p. 20)</w:t>
       </w:r>
     </w:p>
     <w:p>
@@ -819,7 +772,58 @@
           <w:color w:val="2B2B2B"/>
           <w:sz w:val="22"/>
         </w:rPr>
-        <w:t>[ ] Si habló solo uno de los dos → repartir: uno el instrumento, otro el aplicativo</w:t>
+        <w:t>[ ] Si se pasaron del tiempo y saltaron los resultados del objetivo 4 → usar solo la pregunta 1, que es la más corta y la más discriminante</w:t>
+      </w:r>
+    </w:p>
+    <w:p>
+      <w:pPr>
+        <w:pStyle w:val="ListBullet"/>
+      </w:pPr>
+      <w:r>
+        <w:rPr>
+          <w:rFonts w:ascii="Calibri" w:hAnsi="Calibri"/>
+          <w:b w:val="0"/>
+          <w:color w:val="2B2B2B"/>
+          <w:sz w:val="22"/>
+        </w:rPr>
+        <w:t xml:space="preserve">[ ] Si habló solo uno de los dos → repartir: uno el instrumento, otro el aplicativo  </w:t>
+      </w:r>
+      <w:r>
+        <w:rPr>
+          <w:rFonts w:ascii="Calibri" w:hAnsi="Calibri"/>
+          <w:b/>
+          <w:color w:val="2B2B2B"/>
+          <w:sz w:val="22"/>
+        </w:rPr>
+        <w:t>(pp. 36-37)</w:t>
+      </w:r>
+    </w:p>
+    <w:p>
+      <w:pPr>
+        <w:pStyle w:val="ListBullet"/>
+      </w:pPr>
+      <w:r>
+        <w:rPr>
+          <w:rFonts w:ascii="Calibri" w:hAnsi="Calibri"/>
+          <w:b w:val="0"/>
+          <w:color w:val="2B2B2B"/>
+          <w:sz w:val="22"/>
+        </w:rPr>
+        <w:t>[ ] Si mencionan entrevistas, visitas o acompañamiento a las empresas que no están en el documento → cuántas, cuándo y dónde quedó el registro; en el documento están en condicional (p. 76)</w:t>
+      </w:r>
+    </w:p>
+    <w:p>
+      <w:pPr>
+        <w:pStyle w:val="ListBullet"/>
+      </w:pPr>
+      <w:r>
+        <w:rPr>
+          <w:rFonts w:ascii="Calibri" w:hAnsi="Calibri"/>
+          <w:b w:val="0"/>
+          <w:color w:val="2B2B2B"/>
+          <w:sz w:val="22"/>
+        </w:rPr>
+        <w:t>[ ] Si afirman que el aplicativo ya lo usan empresas reales → cuántas se registraron por sí mismas en el aplicativo, frente a las 30 respuestas que se recogieron por Forms (p. 45)</w:t>
       </w:r>
     </w:p>
     <w:p>
@@ -834,6 +838,92 @@
           <w:sz w:val="22"/>
         </w:rPr>
         <w:t>[ ] Si aparece en pantalla el «001» o el «003/4» → P1 sin rodeos, es errata o es el dato</w:t>
+      </w:r>
+    </w:p>
+    <w:p>
+      <w:r>
+        <w:rPr>
+          <w:rFonts w:ascii="Calibri" w:hAnsi="Calibri"/>
+          <w:b/>
+          <w:color w:val="2B2B2B"/>
+          <w:sz w:val="22"/>
+        </w:rPr>
+        <w:t>RESPUESTAS A LOS CONDICIONALES Y A LA RESERVA</w:t>
+      </w:r>
+      <w:r>
+        <w:rPr>
+          <w:rFonts w:ascii="Calibri" w:hAnsi="Calibri"/>
+          <w:b w:val="0"/>
+          <w:color w:val="2B2B2B"/>
+          <w:sz w:val="22"/>
+        </w:rPr>
+        <w:t xml:space="preserve"> — número del condicional (o «R» si es de reserva) y lo que contestó, con cifras y nombres tal como los diga.</w:t>
+      </w:r>
+    </w:p>
+    <w:p>
+      <w:r>
+        <w:rPr>
+          <w:rFonts w:ascii="Calibri" w:hAnsi="Calibri"/>
+          <w:b w:val="0"/>
+          <w:color w:val="2B2B2B"/>
+          <w:sz w:val="22"/>
+        </w:rPr>
+        <w:t>____  ___________________________________________________________________________________</w:t>
+      </w:r>
+    </w:p>
+    <w:p>
+      <w:r>
+        <w:rPr>
+          <w:rFonts w:ascii="Calibri" w:hAnsi="Calibri"/>
+          <w:b w:val="0"/>
+          <w:color w:val="2B2B2B"/>
+          <w:sz w:val="22"/>
+        </w:rPr>
+        <w:t>____  ___________________________________________________________________________________</w:t>
+      </w:r>
+    </w:p>
+    <w:p>
+      <w:r>
+        <w:rPr>
+          <w:rFonts w:ascii="Calibri" w:hAnsi="Calibri"/>
+          <w:b w:val="0"/>
+          <w:color w:val="2B2B2B"/>
+          <w:sz w:val="22"/>
+        </w:rPr>
+        <w:t>____  ___________________________________________________________________________________</w:t>
+      </w:r>
+    </w:p>
+    <w:p>
+      <w:r>
+        <w:rPr>
+          <w:rFonts w:ascii="Calibri" w:hAnsi="Calibri"/>
+          <w:b w:val="0"/>
+          <w:color w:val="2B2B2B"/>
+          <w:sz w:val="22"/>
+        </w:rPr>
+        <w:t>____  ___________________________________________________________________________________</w:t>
+      </w:r>
+    </w:p>
+    <w:p>
+      <w:r>
+        <w:rPr>
+          <w:rFonts w:ascii="Calibri" w:hAnsi="Calibri"/>
+          <w:b w:val="0"/>
+          <w:color w:val="2B2B2B"/>
+          <w:sz w:val="22"/>
+        </w:rPr>
+        <w:t>____  ___________________________________________________________________________________</w:t>
+      </w:r>
+    </w:p>
+    <w:p>
+      <w:r>
+        <w:rPr>
+          <w:rFonts w:ascii="Calibri" w:hAnsi="Calibri"/>
+          <w:b w:val="0"/>
+          <w:color w:val="2B2B2B"/>
+          <w:sz w:val="22"/>
+        </w:rPr>
+        <w:t>____  ___________________________________________________________________________________</w:t>
       </w:r>
     </w:p>
     <w:p>
@@ -894,7 +984,7 @@
           <w:color w:val="111111"/>
           <w:sz w:val="21"/>
         </w:rPr>
-        <w:t>Frase textual: ______________________________________________________________________</w:t>
+        <w:t>Frase textual:</w:t>
       </w:r>
     </w:p>
     <w:p>
@@ -951,7 +1041,7 @@
           <w:color w:val="111111"/>
           <w:sz w:val="21"/>
         </w:rPr>
-        <w:t>Frase textual: ______________________________________________________________________</w:t>
+        <w:t>Frase textual:</w:t>
       </w:r>
     </w:p>
     <w:p>
@@ -1008,7 +1098,7 @@
           <w:color w:val="111111"/>
           <w:sz w:val="21"/>
         </w:rPr>
-        <w:t>Frase textual: ______________________________________________________________________</w:t>
+        <w:t>Frase textual:</w:t>
       </w:r>
     </w:p>
     <w:p>
@@ -1066,29 +1156,6 @@
           <w:color w:val="2B2B2B"/>
           <w:sz w:val="22"/>
         </w:rPr>
-        <w:t>Para 4,6+ hacen falta cuatro cosas:</w:t>
-      </w:r>
-      <w:r>
-        <w:rPr>
-          <w:rFonts w:ascii="Calibri" w:hAnsi="Calibri"/>
-          <w:b w:val="0"/>
-          <w:color w:val="2B2B2B"/>
-          <w:sz w:val="22"/>
-        </w:rPr>
-        <w:t xml:space="preserve"> (a) el coeficiente con su prueba y su n; (b) la fórmula del índice de competitividad, dicha como proxy si lo es; (c) por qué hay dos distribuciones y cuál rige el modelo; (d) el aplicativo calculando un caso en vivo.</w:t>
-      </w:r>
-    </w:p>
-    <w:p>
-      <w:pPr>
-        <w:pStyle w:val="ListBullet"/>
-      </w:pPr>
-      <w:r>
-        <w:rPr>
-          <w:rFonts w:ascii="Calibri" w:hAnsi="Calibri"/>
-          <w:b/>
-          <w:color w:val="2B2B2B"/>
-          <w:sz w:val="22"/>
-        </w:rPr>
         <w:t>Si aclaran (a) y (c) hay que subir:</w:t>
       </w:r>
       <w:r>
@@ -1121,320 +1188,147 @@
         <w:t xml:space="preserve"> 4,0 – 4,4 es el escenario más probable; el objetivo 4 sin cifra es lo que pesa.</w:t>
       </w:r>
     </w:p>
-    <w:tbl>
-      <w:tblPr>
-        <w:tblStyle w:val="TableGrid"/>
-        <w:tblW w:type="auto" w:w="0"/>
-        <w:tblLook w:firstColumn="1" w:firstRow="1" w:lastColumn="0" w:lastRow="0" w:noHBand="0" w:noVBand="1" w:val="04A0"/>
-      </w:tblPr>
-      <w:tblGrid>
-        <w:gridCol w:w="3264"/>
-        <w:gridCol w:w="3264"/>
-        <w:gridCol w:w="3264"/>
-      </w:tblGrid>
-      <w:tr>
-        <w:tc>
-          <w:tcPr>
-            <w:tcW w:type="dxa" w:w="3264"/>
-            <w:shd w:val="clear" w:fill="0C2340"/>
-            <w:shd w:val="clear" w:fill="0C2340"/>
-          </w:tcPr>
-          <w:p>
-            <w:r>
-              <w:rPr>
-                <w:rFonts w:ascii="Calibri" w:hAnsi="Calibri"/>
-                <w:b/>
-                <w:color w:val="FFFFFF"/>
-              </w:rPr>
-            </w:r>
-            <w:r>
-              <w:rPr>
-                <w:rFonts w:ascii="Calibri" w:hAnsi="Calibri"/>
-                <w:b/>
-                <w:color w:val="FFFFFF"/>
-                <w:sz w:val="21"/>
-              </w:rPr>
-              <w:t>Criterio</w:t>
-            </w:r>
-          </w:p>
-        </w:tc>
-        <w:tc>
-          <w:tcPr>
-            <w:tcW w:type="dxa" w:w="3264"/>
-            <w:shd w:val="clear" w:fill="0C2340"/>
-            <w:shd w:val="clear" w:fill="0C2340"/>
-          </w:tcPr>
-          <w:p>
-            <w:r>
-              <w:rPr>
-                <w:rFonts w:ascii="Calibri" w:hAnsi="Calibri"/>
-                <w:b/>
-                <w:color w:val="FFFFFF"/>
-              </w:rPr>
-            </w:r>
-            <w:r>
-              <w:rPr>
-                <w:rFonts w:ascii="Calibri" w:hAnsi="Calibri"/>
-                <w:b/>
-                <w:color w:val="FFFFFF"/>
-                <w:sz w:val="21"/>
-              </w:rPr>
-              <w:t>Rodear</w:t>
-            </w:r>
-          </w:p>
-        </w:tc>
-        <w:tc>
-          <w:tcPr>
-            <w:tcW w:type="dxa" w:w="3264"/>
-            <w:shd w:val="clear" w:fill="0C2340"/>
-            <w:shd w:val="clear" w:fill="0C2340"/>
-          </w:tcPr>
-          <w:p>
-            <w:r>
-              <w:rPr>
-                <w:rFonts w:ascii="Calibri" w:hAnsi="Calibri"/>
-                <w:b/>
-                <w:color w:val="FFFFFF"/>
-              </w:rPr>
-            </w:r>
-            <w:r>
-              <w:rPr>
-                <w:rFonts w:ascii="Calibri" w:hAnsi="Calibri"/>
-                <w:b/>
-                <w:color w:val="FFFFFF"/>
-                <w:sz w:val="21"/>
-              </w:rPr>
-              <w:t>Nota</w:t>
-            </w:r>
-          </w:p>
-        </w:tc>
-      </w:tr>
-      <w:tr>
-        <w:tc>
-          <w:tcPr>
-            <w:tcW w:type="dxa" w:w="3264"/>
-          </w:tcPr>
-          <w:p>
-            <w:r/>
-            <w:r>
-              <w:rPr>
-                <w:rFonts w:ascii="Calibri" w:hAnsi="Calibri"/>
-                <w:b w:val="0"/>
-                <w:color w:val="2B2B2B"/>
-                <w:sz w:val="20"/>
-              </w:rPr>
-              <w:t>Dominio del tema</w:t>
-            </w:r>
-          </w:p>
-        </w:tc>
-        <w:tc>
-          <w:tcPr>
-            <w:tcW w:type="dxa" w:w="3264"/>
-          </w:tcPr>
-          <w:p>
-            <w:r/>
-            <w:r>
-              <w:rPr>
-                <w:rFonts w:ascii="Calibri" w:hAnsi="Calibri"/>
-                <w:b w:val="0"/>
-                <w:color w:val="2B2B2B"/>
-                <w:sz w:val="20"/>
-              </w:rPr>
-              <w:t>0,1–2,9 · 3,0–3,5 · 3,6–4,5 · 4,6–5,0</w:t>
-            </w:r>
-          </w:p>
-        </w:tc>
-        <w:tc>
-          <w:tcPr>
-            <w:tcW w:type="dxa" w:w="3264"/>
-          </w:tcPr>
-          <w:p>
-            <w:r/>
-            <w:r>
-              <w:rPr>
-                <w:rFonts w:ascii="Calibri" w:hAnsi="Calibri"/>
-                <w:b w:val="0"/>
-                <w:color w:val="2B2B2B"/>
-                <w:sz w:val="20"/>
-              </w:rPr>
-              <w:t>____</w:t>
-            </w:r>
-          </w:p>
-        </w:tc>
-      </w:tr>
-      <w:tr>
-        <w:tc>
-          <w:tcPr>
-            <w:tcW w:type="dxa" w:w="3264"/>
-            <w:shd w:val="clear" w:fill="F5F7F5"/>
-            <w:shd w:val="clear" w:fill="F5F7F5"/>
-          </w:tcPr>
-          <w:p>
-            <w:r/>
-            <w:r>
-              <w:rPr>
-                <w:rFonts w:ascii="Calibri" w:hAnsi="Calibri"/>
-                <w:b w:val="0"/>
-                <w:color w:val="2B2B2B"/>
-                <w:sz w:val="20"/>
-              </w:rPr>
-              <w:t>Claridad</w:t>
-            </w:r>
-          </w:p>
-        </w:tc>
-        <w:tc>
-          <w:tcPr>
-            <w:tcW w:type="dxa" w:w="3264"/>
-            <w:shd w:val="clear" w:fill="F5F7F5"/>
-            <w:shd w:val="clear" w:fill="F5F7F5"/>
-          </w:tcPr>
-          <w:p>
-            <w:r/>
-            <w:r>
-              <w:rPr>
-                <w:rFonts w:ascii="Calibri" w:hAnsi="Calibri"/>
-                <w:b w:val="0"/>
-                <w:color w:val="2B2B2B"/>
-                <w:sz w:val="20"/>
-              </w:rPr>
-              <w:t>0,1–2,9 · 3,0–3,5 · 3,6–4,5 · 4,6–5,0</w:t>
-            </w:r>
-          </w:p>
-        </w:tc>
-        <w:tc>
-          <w:tcPr>
-            <w:tcW w:type="dxa" w:w="3264"/>
-            <w:shd w:val="clear" w:fill="F5F7F5"/>
-            <w:shd w:val="clear" w:fill="F5F7F5"/>
-          </w:tcPr>
-          <w:p>
-            <w:r/>
-            <w:r>
-              <w:rPr>
-                <w:rFonts w:ascii="Calibri" w:hAnsi="Calibri"/>
-                <w:b w:val="0"/>
-                <w:color w:val="2B2B2B"/>
-                <w:sz w:val="20"/>
-              </w:rPr>
-              <w:t>____</w:t>
-            </w:r>
-          </w:p>
-        </w:tc>
-      </w:tr>
-      <w:tr>
-        <w:tc>
-          <w:tcPr>
-            <w:tcW w:type="dxa" w:w="3264"/>
-          </w:tcPr>
-          <w:p>
-            <w:r/>
-            <w:r>
-              <w:rPr>
-                <w:rFonts w:ascii="Calibri" w:hAnsi="Calibri"/>
-                <w:b w:val="0"/>
-                <w:color w:val="2B2B2B"/>
-                <w:sz w:val="20"/>
-              </w:rPr>
-              <w:t>Coherencia del documento</w:t>
-            </w:r>
-          </w:p>
-        </w:tc>
-        <w:tc>
-          <w:tcPr>
-            <w:tcW w:type="dxa" w:w="3264"/>
-          </w:tcPr>
-          <w:p>
-            <w:r/>
-            <w:r>
-              <w:rPr>
-                <w:rFonts w:ascii="Calibri" w:hAnsi="Calibri"/>
-                <w:b w:val="0"/>
-                <w:color w:val="2B2B2B"/>
-                <w:sz w:val="20"/>
-              </w:rPr>
-              <w:t>0,1–2,9 · 3,0–3,5 · 3,6–4,5 · 4,6–5,0</w:t>
-            </w:r>
-          </w:p>
-        </w:tc>
-        <w:tc>
-          <w:tcPr>
-            <w:tcW w:type="dxa" w:w="3264"/>
-          </w:tcPr>
-          <w:p>
-            <w:r/>
-            <w:r>
-              <w:rPr>
-                <w:rFonts w:ascii="Calibri" w:hAnsi="Calibri"/>
-                <w:b w:val="0"/>
-                <w:color w:val="2B2B2B"/>
-                <w:sz w:val="20"/>
-              </w:rPr>
-              <w:t>____</w:t>
-            </w:r>
-          </w:p>
-        </w:tc>
-      </w:tr>
-      <w:tr>
-        <w:tc>
-          <w:tcPr>
-            <w:tcW w:type="dxa" w:w="3264"/>
-            <w:shd w:val="clear" w:fill="F5F7F5"/>
-            <w:shd w:val="clear" w:fill="F5F7F5"/>
-          </w:tcPr>
-          <w:p>
-            <w:r/>
-            <w:r>
-              <w:rPr>
-                <w:rFonts w:ascii="Calibri" w:hAnsi="Calibri"/>
-                <w:b w:val="0"/>
-                <w:color w:val="2B2B2B"/>
-                <w:sz w:val="20"/>
-              </w:rPr>
-              <w:t>Capacidad de defensa</w:t>
-            </w:r>
-          </w:p>
-        </w:tc>
-        <w:tc>
-          <w:tcPr>
-            <w:tcW w:type="dxa" w:w="3264"/>
-            <w:shd w:val="clear" w:fill="F5F7F5"/>
-            <w:shd w:val="clear" w:fill="F5F7F5"/>
-          </w:tcPr>
-          <w:p>
-            <w:r/>
-            <w:r>
-              <w:rPr>
-                <w:rFonts w:ascii="Calibri" w:hAnsi="Calibri"/>
-                <w:b w:val="0"/>
-                <w:color w:val="2B2B2B"/>
-                <w:sz w:val="20"/>
-              </w:rPr>
-              <w:t>0,1–2,9 · 3,0–3,5 · 3,6–4,5 · 4,6–5,0</w:t>
-            </w:r>
-          </w:p>
-        </w:tc>
-        <w:tc>
-          <w:tcPr>
-            <w:tcW w:type="dxa" w:w="3264"/>
-            <w:shd w:val="clear" w:fill="F5F7F5"/>
-            <w:shd w:val="clear" w:fill="F5F7F5"/>
-          </w:tcPr>
-          <w:p>
-            <w:r/>
-            <w:r>
-              <w:rPr>
-                <w:rFonts w:ascii="Calibri" w:hAnsi="Calibri"/>
-                <w:b w:val="0"/>
-                <w:color w:val="2B2B2B"/>
-                <w:sz w:val="20"/>
-              </w:rPr>
-              <w:t>____</w:t>
-            </w:r>
-          </w:p>
-        </w:tc>
-      </w:tr>
-    </w:tbl>
-    <w:p/>
+    <w:p>
+      <w:r>
+        <w:rPr>
+          <w:rFonts w:ascii="Calibri" w:hAnsi="Calibri"/>
+          <w:b/>
+          <w:color w:val="2B2B2B"/>
+          <w:sz w:val="22"/>
+        </w:rPr>
+        <w:t>Dominio del tema</w:t>
+      </w:r>
+      <w:r>
+        <w:rPr>
+          <w:rFonts w:ascii="Calibri" w:hAnsi="Calibri"/>
+          <w:b w:val="0"/>
+          <w:color w:val="2B2B2B"/>
+          <w:sz w:val="22"/>
+        </w:rPr>
+        <w:t xml:space="preserve"> — rodear:   0,1–2,9   ·   3,0–3,5   ·   3,6–4,5   ·   4,6–5,0   →   nota  ______</w:t>
+      </w:r>
+    </w:p>
+    <w:p>
+      <w:r>
+        <w:rPr>
+          <w:rFonts w:ascii="Calibri" w:hAnsi="Calibri"/>
+          <w:b/>
+          <w:color w:val="2B2B2B"/>
+          <w:sz w:val="22"/>
+        </w:rPr>
+        <w:t>Claridad</w:t>
+      </w:r>
+      <w:r>
+        <w:rPr>
+          <w:rFonts w:ascii="Calibri" w:hAnsi="Calibri"/>
+          <w:b w:val="0"/>
+          <w:color w:val="2B2B2B"/>
+          <w:sz w:val="22"/>
+        </w:rPr>
+        <w:t xml:space="preserve"> — rodear:   0,1–2,9   ·   3,0–3,5   ·   3,6–4,5   ·   4,6–5,0   →   nota  ______</w:t>
+      </w:r>
+    </w:p>
+    <w:p>
+      <w:r>
+        <w:rPr>
+          <w:rFonts w:ascii="Calibri" w:hAnsi="Calibri"/>
+          <w:b/>
+          <w:color w:val="2B2B2B"/>
+          <w:sz w:val="22"/>
+        </w:rPr>
+        <w:t>Coherencia del documento</w:t>
+      </w:r>
+      <w:r>
+        <w:rPr>
+          <w:rFonts w:ascii="Calibri" w:hAnsi="Calibri"/>
+          <w:b w:val="0"/>
+          <w:color w:val="2B2B2B"/>
+          <w:sz w:val="22"/>
+        </w:rPr>
+        <w:t xml:space="preserve"> — rodear:   0,1–2,9   ·   3,0–3,5   ·   3,6–4,5   ·   4,6–5,0   →   nota  ______</w:t>
+      </w:r>
+    </w:p>
+    <w:p>
+      <w:r>
+        <w:rPr>
+          <w:rFonts w:ascii="Calibri" w:hAnsi="Calibri"/>
+          <w:b/>
+          <w:color w:val="2B2B2B"/>
+          <w:sz w:val="22"/>
+        </w:rPr>
+        <w:t>Capacidad de defensa</w:t>
+      </w:r>
+      <w:r>
+        <w:rPr>
+          <w:rFonts w:ascii="Calibri" w:hAnsi="Calibri"/>
+          <w:b w:val="0"/>
+          <w:color w:val="2B2B2B"/>
+          <w:sz w:val="22"/>
+        </w:rPr>
+        <w:t xml:space="preserve"> — rodear:   0,1–2,9   ·   3,0–3,5   ·   3,6–4,5   ·   4,6–5,0   →   nota  ______</w:t>
+      </w:r>
+    </w:p>
+    <w:p>
+      <w:pPr>
+        <w:spacing w:before="200" w:after="60"/>
+      </w:pPr>
+      <w:r>
+        <w:rPr>
+          <w:rFonts w:ascii="Calibri" w:hAnsi="Calibri"/>
+          <w:b/>
+          <w:color w:val="007433"/>
+          <w:sz w:val="32"/>
+        </w:rPr>
+        <w:t>NOTA QUE REPORTO A LA MODERADORA:  __________</w:t>
+      </w:r>
+    </w:p>
+    <w:p>
+      <w:r>
+        <w:rPr>
+          <w:rFonts w:ascii="Calibri" w:hAnsi="Calibri"/>
+          <w:b w:val="0"/>
+          <w:color w:val="2B2B2B"/>
+          <w:sz w:val="22"/>
+        </w:rPr>
+        <w:t xml:space="preserve">Es </w:t>
+      </w:r>
+      <w:r>
+        <w:rPr>
+          <w:rFonts w:ascii="Calibri" w:hAnsi="Calibri"/>
+          <w:b/>
+          <w:color w:val="2B2B2B"/>
+          <w:sz w:val="22"/>
+        </w:rPr>
+        <w:t>una sola</w:t>
+      </w:r>
+      <w:r>
+        <w:rPr>
+          <w:rFonts w:ascii="Calibri" w:hAnsi="Calibri"/>
+          <w:b w:val="0"/>
+          <w:color w:val="2B2B2B"/>
+          <w:sz w:val="22"/>
+        </w:rPr>
+        <w:t xml:space="preserve"> nota, y es la única que queda en el acta. Regla: promedio simple de los cuatro criterios de arriba — el instructivo </w:t>
+      </w:r>
+      <w:r>
+        <w:rPr>
+          <w:rFonts w:ascii="Calibri" w:hAnsi="Calibri"/>
+          <w:b/>
+          <w:color w:val="2B2B2B"/>
+          <w:sz w:val="22"/>
+        </w:rPr>
+        <w:t>no publica ponderación entre ellos</w:t>
+      </w:r>
+      <w:r>
+        <w:rPr>
+          <w:rFonts w:ascii="Calibri" w:hAnsi="Calibri"/>
+          <w:b w:val="0"/>
+          <w:color w:val="2B2B2B"/>
+          <w:sz w:val="22"/>
+        </w:rPr>
+        <w:t xml:space="preserve"> (la de la p. 22, con pesos, califica otros seis criterios del informe escrito). Si la moderadora pide criterio por criterio, se leen los cuatro de arriba.</w:t>
+      </w:r>
+    </w:p>
     <w:p>
       <w:r>
         <w:rPr>
@@ -1457,7 +1351,7 @@
           <w:color w:val="2B2B2B"/>
           <w:sz w:val="22"/>
         </w:rPr>
-        <w:t>______________________________________________________________________________</w:t>
+        <w:t>______________________________________________________________________________________</w:t>
       </w:r>
     </w:p>
     <w:p>
@@ -1471,7 +1365,7 @@
           <w:color w:val="2B2B2B"/>
           <w:sz w:val="22"/>
         </w:rPr>
-        <w:t>______________________________________________________________________________</w:t>
+        <w:t>______________________________________________________________________________________</w:t>
       </w:r>
     </w:p>
     <w:p>
@@ -1485,7 +1379,7 @@
           <w:color w:val="2B2B2B"/>
           <w:sz w:val="22"/>
         </w:rPr>
-        <w:t>______________________________________________________________________________</w:t>
+        <w:t>______________________________________________________________________________________</w:t>
       </w:r>
     </w:p>
     <w:p>
@@ -1523,7 +1417,7 @@
           <w:color w:val="2B2B2B"/>
           <w:sz w:val="22"/>
         </w:rPr>
-        <w:t>Un 4,4 en un solo criterio bloquea la meritoria del grupo:</w:t>
+        <w:t>Meritoria</w:t>
       </w:r>
       <w:r>
         <w:rPr>
@@ -1532,7 +1426,43 @@
           <w:color w:val="2B2B2B"/>
           <w:sz w:val="22"/>
         </w:rPr>
-        <w:t xml:space="preserve"> si bajo de 4,5, tengo que poder decir la página.</w:t>
+        <w:t xml:space="preserve"> (instructivo p. 11): promedio de jurados ≥ 4,6 y &lt; 5,0, </w:t>
+      </w:r>
+      <w:r>
+        <w:rPr>
+          <w:rFonts w:ascii="Calibri" w:hAnsi="Calibri"/>
+          <w:b/>
+          <w:color w:val="2B2B2B"/>
+          <w:sz w:val="22"/>
+        </w:rPr>
+        <w:t>ninguna nota de jurado</w:t>
+      </w:r>
+      <w:r>
+        <w:rPr>
+          <w:rFonts w:ascii="Calibri" w:hAnsi="Calibri"/>
+          <w:b w:val="0"/>
+          <w:color w:val="2B2B2B"/>
+          <w:sz w:val="22"/>
+        </w:rPr>
+        <w:t xml:space="preserve"> inferior a 4,5, y la pide al menos un jurado. Los cuatro criterios de arriba son </w:t>
+      </w:r>
+      <w:r>
+        <w:rPr>
+          <w:rFonts w:ascii="Calibri" w:hAnsi="Calibri"/>
+          <w:b/>
+          <w:color w:val="2B2B2B"/>
+          <w:sz w:val="22"/>
+        </w:rPr>
+        <w:t>mi retícula interna</w:t>
+      </w:r>
+      <w:r>
+        <w:rPr>
+          <w:rFonts w:ascii="Calibri" w:hAnsi="Calibri"/>
+          <w:b w:val="0"/>
+          <w:color w:val="2B2B2B"/>
+          <w:sz w:val="22"/>
+        </w:rPr>
+        <w:t>, no notas que se reporten: si la que baja de 4,5 es mi nota única, tengo que poder decir la página.</w:t>
       </w:r>
     </w:p>
     <w:p>

--- a/Especializacion/Evaluaciones/2026-2/Fichas de evaluacion/07 - G-007 - Diagnostico de madurez digital en pymes/2 - Hoja de respuestas.docx
+++ b/Especializacion/Evaluaciones/2026-2/Fichas de evaluacion/07 - G-007 - Diagnostico de madurez digital en pymes/2 - Hoja de respuestas.docx
@@ -529,7 +529,7 @@
           <w:color w:val="2B2B2B"/>
           <w:sz w:val="22"/>
         </w:rPr>
-        <w:t xml:space="preserve"> (§7 de la ficha; se cumplen durante la exposición, no al final)</w:t>
+        <w:t xml:space="preserve"> (§8 de la ficha; se cumplen durante la exposición, no al final)</w:t>
       </w:r>
     </w:p>
     <w:p>
@@ -599,7 +599,7 @@
           <w:color w:val="007433"/>
           <w:sz w:val="32"/>
         </w:rPr>
-        <w:t>B · CONDICIONALES (§6 de la ficha) — marcar oyendo; cada marca elige la pregunta</w:t>
+        <w:t>B · CONDICIONALES (§7 de la ficha) — marcar oyendo; cada marca elige la pregunta</w:t>
       </w:r>
     </w:p>
     <w:p>
@@ -689,7 +689,16 @@
           <w:color w:val="2B2B2B"/>
           <w:sz w:val="22"/>
         </w:rPr>
-        <w:t>[ ] Si dijeron un coeficiente en voz alta → anotarlo literal y contrastarlo con el «001» de la p. 84</w:t>
+        <w:t xml:space="preserve">[ ] Si dijeron un coeficiente en voz alta → anotarlo literal y contrastarlo con el «001» de la p. 84 y con el 0,98 de sus propias columnas  </w:t>
+      </w:r>
+      <w:r>
+        <w:rPr>
+          <w:rFonts w:ascii="Calibri" w:hAnsi="Calibri"/>
+          <w:b/>
+          <w:color w:val="2B2B2B"/>
+          <w:sz w:val="22"/>
+        </w:rPr>
+        <w:t>(p. 83)</w:t>
       </w:r>
     </w:p>
     <w:p>
@@ -726,7 +735,7 @@
           <w:color w:val="2B2B2B"/>
           <w:sz w:val="22"/>
         </w:rPr>
-        <w:t xml:space="preserve">[ ] Si presentaron la distribución 12/10/8 sin mencionar la tabla 10 → P3, directa  </w:t>
+        <w:t xml:space="preserve">[ ] Si presentaron la distribución 12/10/8 sin mencionar la tabla 10 → P2, directa  </w:t>
       </w:r>
       <w:r>
         <w:rPr>
@@ -735,7 +744,30 @@
           <w:color w:val="2B2B2B"/>
           <w:sz w:val="22"/>
         </w:rPr>
-        <w:t>(p. 80)</w:t>
+        <w:t>(p. 86)</w:t>
+      </w:r>
+    </w:p>
+    <w:p>
+      <w:pPr>
+        <w:pStyle w:val="ListBullet"/>
+      </w:pPr>
+      <w:r>
+        <w:rPr>
+          <w:rFonts w:ascii="Calibri" w:hAnsi="Calibri"/>
+          <w:b w:val="0"/>
+          <w:color w:val="2B2B2B"/>
+          <w:sz w:val="22"/>
+        </w:rPr>
+        <w:t xml:space="preserve">[ ] Si proyectan la diapositiva 15 con la tabla de 100 / 67 / 33 → P1, directa  </w:t>
+      </w:r>
+      <w:r>
+        <w:rPr>
+          <w:rFonts w:ascii="Calibri" w:hAnsi="Calibri"/>
+          <w:b/>
+          <w:color w:val="2B2B2B"/>
+          <w:sz w:val="22"/>
+        </w:rPr>
+        <w:t>(p. 78)</w:t>
       </w:r>
     </w:p>
     <w:p>
@@ -772,7 +804,7 @@
           <w:color w:val="2B2B2B"/>
           <w:sz w:val="22"/>
         </w:rPr>
-        <w:t>[ ] Si se pasaron del tiempo y saltaron los resultados del objetivo 4 → usar solo la pregunta 1, que es la más corta y la más discriminante</w:t>
+        <w:t>[ ] Si se pasaron del tiempo y saltaron los resultados del objetivo 4 → usar solo la pregunta 1, que es la más corta de las tres</w:t>
       </w:r>
     </w:p>
     <w:p>
@@ -809,7 +841,16 @@
           <w:color w:val="2B2B2B"/>
           <w:sz w:val="22"/>
         </w:rPr>
-        <w:t>[ ] Si mencionan entrevistas, visitas o acompañamiento a las empresas que no están en el documento → cuántas, cuándo y dónde quedó el registro; en el documento están en condicional (p. 76)</w:t>
+        <w:t xml:space="preserve">[ ] Si mencionan entrevistas, visitas o acompañamiento a las empresas que no están en el documento → P3, directa: cuántas, cuándo y dónde quedó el registro; en el documento están en condicional  </w:t>
+      </w:r>
+      <w:r>
+        <w:rPr>
+          <w:rFonts w:ascii="Calibri" w:hAnsi="Calibri"/>
+          <w:b/>
+          <w:color w:val="2B2B2B"/>
+          <w:sz w:val="22"/>
+        </w:rPr>
+        <w:t>(pp. 30 y 76)</w:t>
       </w:r>
     </w:p>
     <w:p>
@@ -948,7 +989,7 @@
           <w:color w:val="2B2B2B"/>
           <w:sz w:val="22"/>
         </w:rPr>
-        <w:t>Pregunta 1 — El coeficiente que dice «001»</w:t>
+        <w:t>Pregunta 1 — De dónde sale el 71 %</w:t>
       </w:r>
     </w:p>
     <w:p>
@@ -964,7 +1005,7 @@
           <w:color w:val="2B2B2B"/>
           <w:sz w:val="21"/>
         </w:rPr>
-        <w:t>«En la tabla 13 de la página 84, y también en su diapositiva 16, la correlación entre madurez digital y competitividad aparece como “001”. ¿Cuál es el coeficiente que obtuvieron, con qué prueba lo calcularon —Pearson o Spearman— y sobre qué par de variables?»</w:t>
+        <w:t>«En la página 78 el índice de madurez ponderado da 71 por ciento, y la Tabla 8 de esa misma página asigna 100, 67 y 33 puntos de madurez a los niveles avanzado, intermedio e inicial-intermedio. Con esos tres números el 71 sale exacto; con el promedio de la página 81, 2,54 sobre 4, sale 63,5. Dígame de dónde salen esos tres puntajes. Si el 71 pondera etiquetas de nivel y no respuestas, dígalo con esas palabras.»</w:t>
       </w:r>
     </w:p>
     <w:p>
@@ -1005,7 +1046,7 @@
           <w:color w:val="2B2B2B"/>
           <w:sz w:val="22"/>
         </w:rPr>
-        <w:t>Pregunta 2 — De dónde sale el índice de competitividad</w:t>
+        <w:t>Pregunta 2 — El nivel de Lyrical Records</w:t>
       </w:r>
     </w:p>
     <w:p>
@@ -1021,7 +1062,7 @@
           <w:color w:val="2B2B2B"/>
           <w:sz w:val="21"/>
         </w:rPr>
-        <w:t>«El índice de competitividad digital que reportan empresa por empresa en la tabla 12 de la página 83, ¿con qué ítems y con qué fórmula se calcula, si el cuestionario de la página 34 solo pregunta por dimensiones de madurez digital?»</w:t>
+        <w:t>«Lyrical Records aparece como Avanzado, con 3,80, en la Tabla 12 de la página 83 y en los puntajes de la página 47; en la Tabla 14, en su fila de la página 86, aparece como Intermedio. Es la única de las trece avanzadas que cambia, y por eso la Tabla 14 da doce. Dígame cuál de los dos niveles es el de esa empresa y con qué puntaje. Si fue un error al transcribir, basta decirlo.»</w:t>
       </w:r>
     </w:p>
     <w:p>
@@ -1062,7 +1103,7 @@
           <w:color w:val="2B2B2B"/>
           <w:sz w:val="22"/>
         </w:rPr>
-        <w:t>Pregunta 3 — Dos distribuciones para las mismas 30 empresas</w:t>
+        <w:t>Pregunta 3 — Las diez entrevistas de la Tabla 1</w:t>
       </w:r>
     </w:p>
     <w:p>
@@ -1078,7 +1119,7 @@
           <w:color w:val="2B2B2B"/>
           <w:sz w:val="21"/>
         </w:rPr>
-        <w:t>«En la página 79 su tabla de validación certifica “OK” la distribución de 12 avanzado, 10 intermedio y 8 inicial-intermedio; en la página 80, la tabla 10 reporta 13 avanzado, 1 intermedio, 6 básico y 10 inicial para las mismas 30 empresas. ¿Cuál de las dos clasifica el modelo que entregan, y con qué escala: 0 a 3 o 1 a 4?»</w:t>
+        <w:t>«La Tabla 1, página 30, declara veinte pymes piloto y, en la fase Reflexionar, datos de veinte pymes más diez entrevistas. La página 33 habla de pruebas piloto con treinta empresas, y en la página 76 las entrevistas quedan en condicional. Dígame cuántas de esas diez entrevistas se realizaron y con qué cargos. Si no se hizo ninguna, dígalo con esas palabras.»</w:t>
       </w:r>
     </w:p>
     <w:p>
@@ -1128,7 +1169,7 @@
           <w:color w:val="2B2B2B"/>
           <w:sz w:val="22"/>
         </w:rPr>
-        <w:t xml:space="preserve"> madurez frente a competitividad: ¿circularidad o hallazgo? · regla de cálculo del puntaje y del nivel · resultado con cifra del objetivo 4</w:t>
+        <w:t xml:space="preserve"> el coeficiente y su n (0,98 con sus columnas de la p. 83) · los seis ítems del índice de competitividad (p. 83 contra pp. 34-35) · qué escala quedó programada (p. 88 contra pp. 36-37) · los siete meses del dashboard (p. 67)</w:t>
       </w:r>
     </w:p>
     <w:p>
@@ -1176,7 +1217,7 @@
           <w:color w:val="2B2B2B"/>
           <w:sz w:val="22"/>
         </w:rPr>
-        <w:t>Partida antes de oír (§7 de la ficha):</w:t>
+        <w:t>Partida antes de oír (§8 de la ficha):</w:t>
       </w:r>
       <w:r>
         <w:rPr>
@@ -1483,6 +1524,297 @@
           <w:sz w:val="22"/>
         </w:rPr>
         <w:t xml:space="preserve"> ✓ lo dijo · ✗ no lo dijo · ~ ambiguo · ! contradice el documento (p. __) · ☐ verificar después</w:t>
+      </w:r>
+    </w:p>
+    <w:p>
+      <w:pPr>
+        <w:spacing w:before="200" w:after="60"/>
+      </w:pPr>
+      <w:r>
+        <w:rPr>
+          <w:rFonts w:ascii="Calibri" w:hAnsi="Calibri"/>
+          <w:b/>
+          <w:color w:val="007433"/>
+          <w:sz w:val="32"/>
+        </w:rPr>
+        <w:t>E · FORMULARIO OFICIAL DEL JURADO — 5 criterios, escala 1–5</w:t>
+      </w:r>
+    </w:p>
+    <w:p>
+      <w:r>
+        <w:rPr>
+          <w:rFonts w:ascii="Calibri" w:hAnsi="Calibri"/>
+          <w:b w:val="0"/>
+          <w:color w:val="2B2B2B"/>
+          <w:sz w:val="22"/>
+        </w:rPr>
+        <w:t xml:space="preserve">Instrumento </w:t>
+      </w:r>
+      <w:r>
+        <w:rPr>
+          <w:rFonts w:ascii="Calibri" w:hAnsi="Calibri"/>
+          <w:b/>
+          <w:color w:val="2B2B2B"/>
+          <w:sz w:val="22"/>
+        </w:rPr>
+        <w:t>distinto</w:t>
+      </w:r>
+      <w:r>
+        <w:rPr>
+          <w:rFonts w:ascii="Calibri" w:hAnsi="Calibri"/>
+          <w:b w:val="0"/>
+          <w:color w:val="2B2B2B"/>
+          <w:sz w:val="22"/>
+        </w:rPr>
+        <w:t xml:space="preserve"> de los cuatro criterios de la §D: aquellos dan la </w:t>
+      </w:r>
+      <w:r>
+        <w:rPr>
+          <w:rFonts w:ascii="Calibri" w:hAnsi="Calibri"/>
+          <w:b/>
+          <w:color w:val="2B2B2B"/>
+          <w:sz w:val="22"/>
+        </w:rPr>
+        <w:t>nota del acta</w:t>
+      </w:r>
+      <w:r>
+        <w:rPr>
+          <w:rFonts w:ascii="Calibri" w:hAnsi="Calibri"/>
+          <w:b w:val="0"/>
+          <w:color w:val="2B2B2B"/>
+          <w:sz w:val="22"/>
+        </w:rPr>
+        <w:t xml:space="preserve">, estos cinco van al formulario de la Dirección y </w:t>
+      </w:r>
+      <w:r>
+        <w:rPr>
+          <w:rFonts w:ascii="Calibri" w:hAnsi="Calibri"/>
+          <w:b/>
+          <w:color w:val="2B2B2B"/>
+          <w:sz w:val="22"/>
+        </w:rPr>
+        <w:t>no son notas</w:t>
+      </w:r>
+      <w:r>
+        <w:rPr>
+          <w:rFonts w:ascii="Calibri" w:hAnsi="Calibri"/>
+          <w:b w:val="0"/>
+          <w:color w:val="2B2B2B"/>
+          <w:sz w:val="22"/>
+        </w:rPr>
+        <w:t xml:space="preserve">. Las cinco se responden con el documento, así que vienen </w:t>
+      </w:r>
+      <w:r>
+        <w:rPr>
+          <w:rFonts w:ascii="Calibri" w:hAnsi="Calibri"/>
+          <w:b/>
+          <w:color w:val="2B2B2B"/>
+          <w:sz w:val="22"/>
+        </w:rPr>
+        <w:t>precargadas</w:t>
+      </w:r>
+      <w:r>
+        <w:rPr>
+          <w:rFonts w:ascii="Calibri" w:hAnsi="Calibri"/>
+          <w:b w:val="0"/>
+          <w:color w:val="2B2B2B"/>
+          <w:sz w:val="22"/>
+        </w:rPr>
+        <w:t xml:space="preserve"> desde la §8.1 de la ficha, que trae la página que sostiene cada casilla. En sala solo se confirma; si la sustentación cambia una, se tacha y se rodea otra.</w:t>
+      </w:r>
+    </w:p>
+    <w:p>
+      <w:r>
+        <w:rPr>
+          <w:rFonts w:ascii="Calibri" w:hAnsi="Calibri"/>
+          <w:b/>
+          <w:color w:val="2B2B2B"/>
+          <w:sz w:val="22"/>
+        </w:rPr>
+        <w:t>1. Problemática y objetivos</w:t>
+      </w:r>
+      <w:r>
+        <w:rPr>
+          <w:rFonts w:ascii="Calibri" w:hAnsi="Calibri"/>
+          <w:b w:val="0"/>
+          <w:color w:val="2B2B2B"/>
+          <w:sz w:val="22"/>
+        </w:rPr>
+        <w:t xml:space="preserve"> — rodear:   1   ·   2   ·   3   ·   4   ·   5   →   precargado </w:t>
+      </w:r>
+      <w:r>
+        <w:rPr>
+          <w:rFonts w:ascii="Calibri" w:hAnsi="Calibri"/>
+          <w:b/>
+          <w:color w:val="2B2B2B"/>
+          <w:sz w:val="22"/>
+        </w:rPr>
+        <w:t>3</w:t>
+      </w:r>
+    </w:p>
+    <w:p>
+      <w:r>
+        <w:rPr>
+          <w:rFonts w:ascii="Calibri" w:hAnsi="Calibri"/>
+          <w:b/>
+          <w:color w:val="2B2B2B"/>
+          <w:sz w:val="22"/>
+        </w:rPr>
+        <w:t>2. Marco teórico y referentes</w:t>
+      </w:r>
+      <w:r>
+        <w:rPr>
+          <w:rFonts w:ascii="Calibri" w:hAnsi="Calibri"/>
+          <w:b w:val="0"/>
+          <w:color w:val="2B2B2B"/>
+          <w:sz w:val="22"/>
+        </w:rPr>
+        <w:t xml:space="preserve"> — rodear:   1   ·   2   ·   3   ·   4   ·   5   →   precargado </w:t>
+      </w:r>
+      <w:r>
+        <w:rPr>
+          <w:rFonts w:ascii="Calibri" w:hAnsi="Calibri"/>
+          <w:b/>
+          <w:color w:val="2B2B2B"/>
+          <w:sz w:val="22"/>
+        </w:rPr>
+        <w:t>2</w:t>
+      </w:r>
+    </w:p>
+    <w:p>
+      <w:r>
+        <w:rPr>
+          <w:rFonts w:ascii="Calibri" w:hAnsi="Calibri"/>
+          <w:b/>
+          <w:color w:val="2B2B2B"/>
+          <w:sz w:val="22"/>
+        </w:rPr>
+        <w:t>3. Metodología, muestra y diseño</w:t>
+      </w:r>
+      <w:r>
+        <w:rPr>
+          <w:rFonts w:ascii="Calibri" w:hAnsi="Calibri"/>
+          <w:b w:val="0"/>
+          <w:color w:val="2B2B2B"/>
+          <w:sz w:val="22"/>
+        </w:rPr>
+        <w:t xml:space="preserve"> — rodear:   1   ·   2   ·   3   ·   4   ·   5   →   precargado </w:t>
+      </w:r>
+      <w:r>
+        <w:rPr>
+          <w:rFonts w:ascii="Calibri" w:hAnsi="Calibri"/>
+          <w:b/>
+          <w:color w:val="2B2B2B"/>
+          <w:sz w:val="22"/>
+        </w:rPr>
+        <w:t>3</w:t>
+      </w:r>
+    </w:p>
+    <w:p>
+      <w:r>
+        <w:rPr>
+          <w:rFonts w:ascii="Calibri" w:hAnsi="Calibri"/>
+          <w:b/>
+          <w:color w:val="2B2B2B"/>
+          <w:sz w:val="22"/>
+        </w:rPr>
+        <w:t>4. Resultados y conclusiones</w:t>
+      </w:r>
+      <w:r>
+        <w:rPr>
+          <w:rFonts w:ascii="Calibri" w:hAnsi="Calibri"/>
+          <w:b w:val="0"/>
+          <w:color w:val="2B2B2B"/>
+          <w:sz w:val="22"/>
+        </w:rPr>
+        <w:t xml:space="preserve"> — rodear:   1   ·   2   ·   3   ·   4   ·   5   →   precargado </w:t>
+      </w:r>
+      <w:r>
+        <w:rPr>
+          <w:rFonts w:ascii="Calibri" w:hAnsi="Calibri"/>
+          <w:b/>
+          <w:color w:val="2B2B2B"/>
+          <w:sz w:val="22"/>
+        </w:rPr>
+        <w:t>2</w:t>
+      </w:r>
+    </w:p>
+    <w:p>
+      <w:r>
+        <w:rPr>
+          <w:rFonts w:ascii="Calibri" w:hAnsi="Calibri"/>
+          <w:b/>
+          <w:color w:val="2B2B2B"/>
+          <w:sz w:val="22"/>
+        </w:rPr>
+        <w:t>5. Pertinencia disciplinar</w:t>
+      </w:r>
+      <w:r>
+        <w:rPr>
+          <w:rFonts w:ascii="Calibri" w:hAnsi="Calibri"/>
+          <w:b w:val="0"/>
+          <w:color w:val="2B2B2B"/>
+          <w:sz w:val="22"/>
+        </w:rPr>
+        <w:t xml:space="preserve"> — rodear:   1   ·   2   ·   3   ·   4   ·   5   →   precargado </w:t>
+      </w:r>
+      <w:r>
+        <w:rPr>
+          <w:rFonts w:ascii="Calibri" w:hAnsi="Calibri"/>
+          <w:b/>
+          <w:color w:val="2B2B2B"/>
+          <w:sz w:val="22"/>
+        </w:rPr>
+        <w:t>4</w:t>
+      </w:r>
+    </w:p>
+    <w:p>
+      <w:r>
+        <w:rPr>
+          <w:rFonts w:ascii="Calibri" w:hAnsi="Calibri"/>
+          <w:b/>
+          <w:color w:val="2B2B2B"/>
+          <w:sz w:val="22"/>
+        </w:rPr>
+        <w:t>Suma:  ______ / 25</w:t>
+      </w:r>
+      <w:r>
+        <w:rPr>
+          <w:rFonts w:ascii="Calibri" w:hAnsi="Calibri"/>
+          <w:b w:val="0"/>
+          <w:color w:val="2B2B2B"/>
+          <w:sz w:val="22"/>
+        </w:rPr>
+        <w:t xml:space="preserve">   ·   precargada: </w:t>
+      </w:r>
+      <w:r>
+        <w:rPr>
+          <w:rFonts w:ascii="Calibri" w:hAnsi="Calibri"/>
+          <w:b/>
+          <w:color w:val="2B2B2B"/>
+          <w:sz w:val="22"/>
+        </w:rPr>
+        <w:t>14 / 25</w:t>
+      </w:r>
+    </w:p>
+    <w:p>
+      <w:r>
+        <w:rPr>
+          <w:rFonts w:ascii="Calibri" w:hAnsi="Calibri"/>
+          <w:b/>
+          <w:color w:val="2B2B2B"/>
+          <w:sz w:val="22"/>
+        </w:rPr>
+        <w:t>Si cambio una casilla, la razón en una línea</w:t>
+      </w:r>
+      <w:r>
+        <w:rPr>
+          <w:rFonts w:ascii="Calibri" w:hAnsi="Calibri"/>
+          <w:b w:val="0"/>
+          <w:color w:val="2B2B2B"/>
+          <w:sz w:val="22"/>
+        </w:rPr>
+        <w:t xml:space="preserve"> (la §8.1 trae el sustento del precargado):   ______________________________________________________</w:t>
       </w:r>
     </w:p>
     <w:sectPr>
